--- a/MatthewOPersico_TwoPage.docx
+++ b/MatthewOPersico_TwoPage.docx
@@ -107,40 +107,39 @@
         </w:rPr>
         <w:t xml:space="preserve"> </w:t>
       </w:r>
-      <w:r>
+      <w:hyperlink r:id="rId8" w:history="1">
+        <w:r>
+          <w:rPr>
+            <w:rStyle w:val="Hyperlink"/>
+            <w:rFonts w:ascii="Times New Roman" w:hAnsi="Times New Roman" w:cs="Times New Roman"/>
+            <w:sz w:val="21"/>
+            <w:szCs w:val="21"/>
+          </w:rPr>
+          <w:t>matthew.persico@gmail.com</w:t>
+        </w:r>
+      </w:hyperlink>
+    </w:p>
+    <w:p>
+      <w:pPr>
+        <w:spacing w:after="0" w:line="240" w:lineRule="auto"/>
+        <w:jc w:val="center"/>
         <w:rPr>
           <w:rFonts w:ascii="Times New Roman" w:hAnsi="Times New Roman" w:cs="Times New Roman"/>
           <w:sz w:val="21"/>
           <w:szCs w:val="21"/>
         </w:rPr>
-        <w:t>matthew.persico@gm</w:t>
-      </w:r>
-      <w:r>
-        <w:rPr>
-          <w:rFonts w:ascii="Times New Roman" w:hAnsi="Times New Roman" w:cs="Times New Roman"/>
-          <w:sz w:val="21"/>
-          <w:szCs w:val="21"/>
-        </w:rPr>
-        <w:t>ail</w:t>
-      </w:r>
-      <w:r>
-        <w:rPr>
-          <w:rFonts w:ascii="Times New Roman" w:hAnsi="Times New Roman" w:cs="Times New Roman"/>
-          <w:sz w:val="21"/>
-          <w:szCs w:val="21"/>
-        </w:rPr>
-        <w:t>.com</w:t>
-      </w:r>
-    </w:p>
-    <w:p>
-      <w:pPr>
-        <w:spacing w:after="0" w:line="240" w:lineRule="auto"/>
-        <w:rPr>
-          <w:rFonts w:ascii="Times New Roman" w:hAnsi="Times New Roman" w:cs="Times New Roman"/>
-          <w:sz w:val="18"/>
-          <w:szCs w:val="28"/>
-        </w:rPr>
-      </w:pPr>
+      </w:pPr>
+      <w:hyperlink r:id="rId9" w:history="1">
+        <w:r>
+          <w:rPr>
+            <w:rStyle w:val="Hyperlink"/>
+            <w:rFonts w:ascii="Times New Roman" w:hAnsi="Times New Roman" w:cs="Times New Roman"/>
+            <w:sz w:val="21"/>
+            <w:szCs w:val="21"/>
+          </w:rPr>
+          <w:t>https://www.linkedin.com/in/matthewpersico/</w:t>
+        </w:r>
+      </w:hyperlink>
     </w:p>
     <w:p>
       <w:pPr>
@@ -752,14 +751,7 @@
           <w:rFonts w:ascii="Calibri" w:hAnsi="Calibri" w:cs="Calibri"/>
           <w:szCs w:val="28"/>
         </w:rPr>
-        <w:t>Documented design and configuration for easy maintainability and onboarding for other engineers</w:t>
-      </w:r>
-      <w:r>
-        <w:rPr>
-          <w:rFonts w:ascii="Calibri" w:hAnsi="Calibri" w:cs="Calibri"/>
-          <w:szCs w:val="28"/>
-        </w:rPr>
-        <w:t xml:space="preserve"> and other Perl programs in the future.</w:t>
+        <w:t>Documented design and configuration for easy maintainability and onboarding for other engineers and other Perl programs in the future.</w:t>
       </w:r>
     </w:p>
     <w:p>
@@ -1060,21 +1052,7 @@
           <w:rFonts w:ascii="Calibri" w:hAnsi="Calibri" w:cs="Calibri"/>
           <w:szCs w:val="28"/>
         </w:rPr>
-        <w:t>BAS API Simplification</w:t>
-      </w:r>
-      <w:r>
-        <w:rPr>
-          <w:rFonts w:ascii="Calibri" w:hAnsi="Calibri" w:cs="Calibri"/>
-          <w:szCs w:val="28"/>
-        </w:rPr>
-        <w:t xml:space="preserve"> - </w:t>
-      </w:r>
-      <w:r>
-        <w:rPr>
-          <w:rFonts w:ascii="Calibri" w:hAnsi="Calibri" w:cs="Calibri"/>
-          <w:szCs w:val="28"/>
-        </w:rPr>
-        <w:t xml:space="preserve">BAS is an in-house inter-process protocol.  While reliable, there were a number of repetitive steps needed to implement a client with this protocol. </w:t>
+        <w:t xml:space="preserve">BAS API Simplification - BAS is an in-house inter-process protocol.  While reliable, there were a number of repetitive steps needed to implement a client with this protocol. </w:t>
       </w:r>
     </w:p>
     <w:p>
@@ -1490,14 +1468,7 @@
           <w:rFonts w:ascii="Calibri" w:hAnsi="Calibri" w:cs="Calibri"/>
           <w:szCs w:val="28"/>
         </w:rPr>
-        <w:t>Universal Automation Center (UAC) from Stonebranch</w:t>
-      </w:r>
-      <w:r>
-        <w:rPr>
-          <w:rFonts w:ascii="Calibri" w:hAnsi="Calibri" w:cs="Calibri"/>
-          <w:szCs w:val="28"/>
-        </w:rPr>
-        <w:t xml:space="preserve"> </w:t>
+        <w:t xml:space="preserve">Universal Automation Center (UAC) from Stonebranch </w:t>
       </w:r>
       <w:r>
         <w:rPr>
@@ -2015,15 +1986,6 @@
           <w:sz w:val="24"/>
           <w:szCs w:val="28"/>
         </w:rPr>
-        <w:t xml:space="preserve"> Name</w:t>
-      </w:r>
-      <w:r>
-        <w:rPr>
-          <w:rFonts w:ascii="Calibri" w:hAnsi="Calibri" w:cs="Calibri"/>
-          <w:b/>
-          <w:sz w:val="24"/>
-          <w:szCs w:val="28"/>
-        </w:rPr>
         <w:t xml:space="preserve">, </w:t>
       </w:r>
       <w:r>
@@ -2066,73 +2028,76 @@
           <w:szCs w:val="28"/>
         </w:rPr>
       </w:pPr>
-      <w:r>
+      <w:hyperlink r:id="rId10" w:history="1">
+        <w:r>
+          <w:rPr>
+            <w:rStyle w:val="Hyperlink"/>
+            <w:rFonts w:ascii="Calibri" w:hAnsi="Calibri" w:cs="Calibri"/>
+            <w:bCs/>
+            <w:sz w:val="24"/>
+            <w:szCs w:val="28"/>
+          </w:rPr>
+          <w:t>https://jacobfilipp.com/DrDobbs/articles/TPJ/2003/0301/0301a/0301a.htm</w:t>
+        </w:r>
+      </w:hyperlink>
+    </w:p>
+    <w:p>
+      <w:pPr>
+        <w:spacing w:after="0" w:line="240" w:lineRule="auto"/>
         <w:rPr>
           <w:rFonts w:ascii="Calibri" w:hAnsi="Calibri" w:cs="Calibri"/>
           <w:bCs/>
           <w:sz w:val="24"/>
           <w:szCs w:val="28"/>
         </w:rPr>
-        <w:t>https://jacobfilipp.com/DrDobbs/articles/TPJ/2003/0301/0301a/0301a.htm</w:t>
-      </w:r>
-    </w:p>
-    <w:p>
-      <w:pPr>
-        <w:spacing w:after="0" w:line="240" w:lineRule="auto"/>
+      </w:pPr>
+      <w:r>
         <w:rPr>
           <w:rFonts w:ascii="Calibri" w:hAnsi="Calibri" w:cs="Calibri"/>
           <w:bCs/>
           <w:sz w:val="24"/>
           <w:szCs w:val="28"/>
         </w:rPr>
-      </w:pPr>
-      <w:r>
+        <w:t xml:space="preserve">  </w:t>
+      </w:r>
+    </w:p>
+    <w:p>
+      <w:pPr>
+        <w:spacing w:after="0" w:line="240" w:lineRule="auto"/>
+        <w:rPr>
+          <w:rFonts w:ascii="Calibri" w:hAnsi="Calibri" w:cs="Calibri"/>
+          <w:b/>
+          <w:sz w:val="24"/>
+          <w:szCs w:val="28"/>
+        </w:rPr>
+      </w:pPr>
+      <w:r>
+        <w:rPr>
+          <w:rFonts w:ascii="Calibri" w:hAnsi="Calibri" w:cs="Calibri"/>
+          <w:b/>
+          <w:sz w:val="24"/>
+          <w:szCs w:val="28"/>
+        </w:rPr>
+        <w:t>Finance::Performance::Calc</w:t>
+      </w:r>
+    </w:p>
+    <w:p>
+      <w:pPr>
+        <w:spacing w:after="0" w:line="240" w:lineRule="auto"/>
         <w:rPr>
           <w:rFonts w:ascii="Calibri" w:hAnsi="Calibri" w:cs="Calibri"/>
           <w:bCs/>
           <w:sz w:val="24"/>
           <w:szCs w:val="28"/>
         </w:rPr>
-        <w:t xml:space="preserve">  </w:t>
-      </w:r>
-    </w:p>
-    <w:p>
-      <w:pPr>
-        <w:spacing w:after="0" w:line="240" w:lineRule="auto"/>
-        <w:rPr>
-          <w:rFonts w:ascii="Calibri" w:hAnsi="Calibri" w:cs="Calibri"/>
-          <w:b/>
-          <w:sz w:val="24"/>
-          <w:szCs w:val="28"/>
-        </w:rPr>
-      </w:pPr>
-      <w:r>
-        <w:rPr>
-          <w:rFonts w:ascii="Calibri" w:hAnsi="Calibri" w:cs="Calibri"/>
-          <w:b/>
-          <w:sz w:val="24"/>
-          <w:szCs w:val="28"/>
-        </w:rPr>
-        <w:t>Finance::Performance::Calc</w:t>
-      </w:r>
-    </w:p>
-    <w:p>
-      <w:pPr>
-        <w:spacing w:after="0" w:line="240" w:lineRule="auto"/>
+      </w:pPr>
+      <w:r>
         <w:rPr>
           <w:rFonts w:ascii="Calibri" w:hAnsi="Calibri" w:cs="Calibri"/>
           <w:bCs/>
           <w:sz w:val="24"/>
           <w:szCs w:val="28"/>
         </w:rPr>
-      </w:pPr>
-      <w:r>
-        <w:rPr>
-          <w:rFonts w:ascii="Calibri" w:hAnsi="Calibri" w:cs="Calibri"/>
-          <w:bCs/>
-          <w:sz w:val="24"/>
-          <w:szCs w:val="28"/>
-        </w:rPr>
         <w:t>Perl extension to calculate linked performance numbers.</w:t>
       </w:r>
     </w:p>
@@ -2146,15 +2111,18 @@
           <w:szCs w:val="28"/>
         </w:rPr>
       </w:pPr>
-      <w:r>
-        <w:rPr>
-          <w:rFonts w:ascii="Calibri" w:hAnsi="Calibri" w:cs="Calibri"/>
-          <w:bCs/>
-          <w:sz w:val="24"/>
-          <w:szCs w:val="28"/>
-        </w:rPr>
-        <w:t>http://search.cpan.org/~persicom/Finance-Performance-Calc-1.January lib/Finance/Performance/Calc.</w:t>
-      </w:r>
+      <w:hyperlink r:id="rId11" w:history="1">
+        <w:r>
+          <w:rPr>
+            <w:rStyle w:val="Hyperlink"/>
+            <w:rFonts w:ascii="Calibri" w:hAnsi="Calibri" w:cs="Calibri"/>
+            <w:bCs/>
+            <w:sz w:val="24"/>
+            <w:szCs w:val="28"/>
+          </w:rPr>
+          <w:t>http://search.cpan.org/~persicom/Finance-Performance-Calc-1.January lib/Finance/Performance/Calc</w:t>
+        </w:r>
+      </w:hyperlink>
     </w:p>
     <w:sectPr>
       <w:pgSz w:w="12240" w:h="15840"/>
@@ -2955,6 +2923,29 @@
     <w:uiPriority w:val="99"/>
     <w:rsid w:val="00664D16"/>
   </w:style>
+  <w:style w:type="character" w:styleId="Hyperlink">
+    <w:name w:val="Hyperlink"/>
+    <w:basedOn w:val="DefaultParagraphFont"/>
+    <w:uiPriority w:val="99"/>
+    <w:unhideWhenUsed/>
+    <w:rsid w:val="00A627A0"/>
+    <w:rPr>
+      <w:color w:val="0563C1" w:themeColor="hyperlink"/>
+      <w:u w:val="single"/>
+    </w:rPr>
+  </w:style>
+  <w:style w:type="character" w:styleId="UnresolvedMention">
+    <w:name w:val="Unresolved Mention"/>
+    <w:basedOn w:val="DefaultParagraphFont"/>
+    <w:uiPriority w:val="99"/>
+    <w:semiHidden/>
+    <w:unhideWhenUsed/>
+    <w:rsid w:val="00A627A0"/>
+    <w:rPr>
+      <w:color w:val="605E5C"/>
+      <w:shd w:val="clear" w:color="auto" w:fill="E1DFDD"/>
+    </w:rPr>
+  </w:style>
 </w:styles>
 </file>
 

--- a/MatthewOPersico_TwoPage.docx
+++ b/MatthewOPersico_TwoPage.docx
@@ -352,13 +352,31 @@
           <w:szCs w:val="28"/>
         </w:rPr>
       </w:pPr>
+      <w:proofErr w:type="spellStart"/>
       <w:r>
         <w:rPr>
           <w:rFonts w:cstheme="minorHAnsi"/>
           <w:szCs w:val="28"/>
         </w:rPr>
-        <w:t>Opswise (UAC) from Stonebranch</w:t>
-      </w:r>
+        <w:t>Opswise</w:t>
+      </w:r>
+      <w:proofErr w:type="spellEnd"/>
+      <w:r>
+        <w:rPr>
+          <w:rFonts w:cstheme="minorHAnsi"/>
+          <w:szCs w:val="28"/>
+        </w:rPr>
+        <w:t xml:space="preserve"> (UAC) from </w:t>
+      </w:r>
+      <w:proofErr w:type="spellStart"/>
+      <w:r>
+        <w:rPr>
+          <w:rFonts w:cstheme="minorHAnsi"/>
+          <w:szCs w:val="28"/>
+        </w:rPr>
+        <w:t>Stonebranch</w:t>
+      </w:r>
+      <w:proofErr w:type="spellEnd"/>
       <w:r>
         <w:rPr>
           <w:rFonts w:cstheme="minorHAnsi"/>
@@ -681,6 +699,13 @@
           <w:rFonts w:ascii="Calibri" w:hAnsi="Calibri" w:cs="Calibri"/>
           <w:szCs w:val="28"/>
         </w:rPr>
+        <w:t xml:space="preserve"> a</w:t>
+      </w:r>
+      <w:r>
+        <w:rPr>
+          <w:rFonts w:ascii="Calibri" w:hAnsi="Calibri" w:cs="Calibri"/>
+          <w:szCs w:val="28"/>
+        </w:rPr>
         <w:t xml:space="preserve"> mission-critical </w:t>
       </w:r>
       <w:r>
@@ -774,6 +799,7 @@
         </w:rPr>
         <w:t xml:space="preserve">Planned incremental conversion of Perl tasks through use of </w:t>
       </w:r>
+      <w:proofErr w:type="gramStart"/>
       <w:r>
         <w:rPr>
           <w:rFonts w:ascii="Calibri" w:hAnsi="Calibri" w:cs="Calibri"/>
@@ -786,7 +812,15 @@
           <w:rFonts w:ascii="Calibri" w:hAnsi="Calibri" w:cs="Calibri"/>
           <w:szCs w:val="28"/>
         </w:rPr>
-        <w:t>::Python.</w:t>
+        <w:t>::</w:t>
+      </w:r>
+      <w:proofErr w:type="gramEnd"/>
+      <w:r>
+        <w:rPr>
+          <w:rFonts w:ascii="Calibri" w:hAnsi="Calibri" w:cs="Calibri"/>
+          <w:szCs w:val="28"/>
+        </w:rPr>
+        <w:t>Python.</w:t>
       </w:r>
     </w:p>
     <w:p>
@@ -828,7 +862,23 @@
           <w:rFonts w:ascii="Calibri" w:hAnsi="Calibri" w:cs="Calibri"/>
           <w:szCs w:val="28"/>
         </w:rPr>
-        <w:t>Continued incremental conversion of other Perl systems and scripts using the PerlOrPython and inline conversions.</w:t>
+        <w:t xml:space="preserve">Continued incremental conversion of other Perl systems and scripts using the </w:t>
+      </w:r>
+      <w:proofErr w:type="spellStart"/>
+      <w:r>
+        <w:rPr>
+          <w:rFonts w:ascii="Calibri" w:hAnsi="Calibri" w:cs="Calibri"/>
+          <w:szCs w:val="28"/>
+        </w:rPr>
+        <w:t>PerlOrPython</w:t>
+      </w:r>
+      <w:proofErr w:type="spellEnd"/>
+      <w:r>
+        <w:rPr>
+          <w:rFonts w:ascii="Calibri" w:hAnsi="Calibri" w:cs="Calibri"/>
+          <w:szCs w:val="28"/>
+        </w:rPr>
+        <w:t xml:space="preserve"> and inline conversions.</w:t>
       </w:r>
     </w:p>
     <w:p>
@@ -1115,7 +1165,25 @@
           <w:rFonts w:ascii="Calibri" w:hAnsi="Calibri" w:cs="Calibri"/>
           <w:szCs w:val="28"/>
         </w:rPr>
-        <w:t>Investigated and improved reliability of our in-house Debian dkpg system by designing a modification that explicitly monitored spawned subprocesses. This change simplified error handling in the primary process.</w:t>
+        <w:t xml:space="preserve">Investigated and improved reliability of our in-house Debian </w:t>
+      </w:r>
+      <w:proofErr w:type="spellStart"/>
+      <w:r>
+        <w:rPr>
+          <w:rFonts w:ascii="Calibri" w:hAnsi="Calibri" w:cs="Calibri"/>
+          <w:i/>
+          <w:iCs/>
+          <w:szCs w:val="28"/>
+        </w:rPr>
+        <w:t>dkpg</w:t>
+      </w:r>
+      <w:proofErr w:type="spellEnd"/>
+      <w:r>
+        <w:rPr>
+          <w:rFonts w:ascii="Calibri" w:hAnsi="Calibri" w:cs="Calibri"/>
+          <w:szCs w:val="28"/>
+        </w:rPr>
+        <w:t xml:space="preserve"> system by designing a modification that explicitly monitored spawned subprocesses. This change simplified error handling in the primary process.</w:t>
       </w:r>
     </w:p>
     <w:p>
@@ -1468,7 +1536,23 @@
           <w:rFonts w:ascii="Calibri" w:hAnsi="Calibri" w:cs="Calibri"/>
           <w:szCs w:val="28"/>
         </w:rPr>
-        <w:t xml:space="preserve">Universal Automation Center (UAC) from Stonebranch </w:t>
+        <w:t xml:space="preserve">Universal Automation Center (UAC) from </w:t>
+      </w:r>
+      <w:proofErr w:type="spellStart"/>
+      <w:r>
+        <w:rPr>
+          <w:rFonts w:ascii="Calibri" w:hAnsi="Calibri" w:cs="Calibri"/>
+          <w:szCs w:val="28"/>
+        </w:rPr>
+        <w:t>Stonebranch</w:t>
+      </w:r>
+      <w:proofErr w:type="spellEnd"/>
+      <w:r>
+        <w:rPr>
+          <w:rFonts w:ascii="Calibri" w:hAnsi="Calibri" w:cs="Calibri"/>
+          <w:szCs w:val="28"/>
+        </w:rPr>
+        <w:t xml:space="preserve"> </w:t>
       </w:r>
       <w:r>
         <w:rPr>
@@ -1538,7 +1622,23 @@
           <w:rFonts w:ascii="Calibri" w:hAnsi="Calibri" w:cs="Calibri"/>
           <w:szCs w:val="28"/>
         </w:rPr>
-        <w:t>Extended the product by repurposing the existing UAC single job bulk loader to automatically convert AutoSys box jils (workflow descriptions) to UAC workflows, reducing the potential for mistakes via manual workflow creation.</w:t>
+        <w:t xml:space="preserve">Extended the product by repurposing the existing UAC single job bulk loader to automatically convert AutoSys box </w:t>
+      </w:r>
+      <w:proofErr w:type="spellStart"/>
+      <w:r>
+        <w:rPr>
+          <w:rFonts w:ascii="Calibri" w:hAnsi="Calibri" w:cs="Calibri"/>
+          <w:szCs w:val="28"/>
+        </w:rPr>
+        <w:t>jils</w:t>
+      </w:r>
+      <w:proofErr w:type="spellEnd"/>
+      <w:r>
+        <w:rPr>
+          <w:rFonts w:ascii="Calibri" w:hAnsi="Calibri" w:cs="Calibri"/>
+          <w:szCs w:val="28"/>
+        </w:rPr>
+        <w:t xml:space="preserve"> (workflow descriptions) to UAC workflows, reducing the potential for mistakes via manual workflow creation.</w:t>
       </w:r>
     </w:p>
     <w:p>
@@ -1665,7 +1765,23 @@
           <w:rFonts w:ascii="Calibri" w:hAnsi="Calibri" w:cs="Calibri"/>
           <w:szCs w:val="28"/>
         </w:rPr>
-        <w:t>existing password vault with CyberArk.</w:t>
+        <w:t xml:space="preserve">existing password vault with </w:t>
+      </w:r>
+      <w:proofErr w:type="spellStart"/>
+      <w:r>
+        <w:rPr>
+          <w:rFonts w:ascii="Calibri" w:hAnsi="Calibri" w:cs="Calibri"/>
+          <w:szCs w:val="28"/>
+        </w:rPr>
+        <w:t>CyberArk</w:t>
+      </w:r>
+      <w:proofErr w:type="spellEnd"/>
+      <w:r>
+        <w:rPr>
+          <w:rFonts w:ascii="Calibri" w:hAnsi="Calibri" w:cs="Calibri"/>
+          <w:szCs w:val="28"/>
+        </w:rPr>
+        <w:t>.</w:t>
       </w:r>
     </w:p>
     <w:p>
@@ -1693,7 +1809,23 @@
           <w:rFonts w:ascii="Calibri" w:hAnsi="Calibri" w:cs="Calibri"/>
           <w:szCs w:val="28"/>
         </w:rPr>
-        <w:t>pdated the Perl and Shell wrappers that communicated with the existing vault so that they simultaneously communicated with CyberArk, allowing for a phased transition period between the two systems.</w:t>
+        <w:t xml:space="preserve">pdated the Perl and Shell wrappers that communicated with the existing vault so that they simultaneously communicated with </w:t>
+      </w:r>
+      <w:proofErr w:type="spellStart"/>
+      <w:r>
+        <w:rPr>
+          <w:rFonts w:ascii="Calibri" w:hAnsi="Calibri" w:cs="Calibri"/>
+          <w:szCs w:val="28"/>
+        </w:rPr>
+        <w:t>CyberArk</w:t>
+      </w:r>
+      <w:proofErr w:type="spellEnd"/>
+      <w:r>
+        <w:rPr>
+          <w:rFonts w:ascii="Calibri" w:hAnsi="Calibri" w:cs="Calibri"/>
+          <w:szCs w:val="28"/>
+        </w:rPr>
+        <w:t>, allowing for a phased transition period between the two systems.</w:t>
       </w:r>
     </w:p>
     <w:p>
@@ -1798,7 +1930,23 @@
           <w:rFonts w:ascii="Calibri" w:hAnsi="Calibri" w:cs="Calibri"/>
           <w:szCs w:val="28"/>
         </w:rPr>
-        <w:t>Introduced a standardized Perl release for Windows architectures and integrated with the miniCPAN installation.</w:t>
+        <w:t xml:space="preserve">Introduced a standardized Perl release for Windows architectures and integrated with the </w:t>
+      </w:r>
+      <w:proofErr w:type="spellStart"/>
+      <w:r>
+        <w:rPr>
+          <w:rFonts w:ascii="Calibri" w:hAnsi="Calibri" w:cs="Calibri"/>
+          <w:szCs w:val="28"/>
+        </w:rPr>
+        <w:t>miniCPAN</w:t>
+      </w:r>
+      <w:proofErr w:type="spellEnd"/>
+      <w:r>
+        <w:rPr>
+          <w:rFonts w:ascii="Calibri" w:hAnsi="Calibri" w:cs="Calibri"/>
+          <w:szCs w:val="28"/>
+        </w:rPr>
+        <w:t xml:space="preserve"> installation.</w:t>
       </w:r>
     </w:p>
     <w:p>
@@ -2071,14 +2219,25 @@
           <w:szCs w:val="28"/>
         </w:rPr>
       </w:pPr>
-      <w:r>
-        <w:rPr>
-          <w:rFonts w:ascii="Calibri" w:hAnsi="Calibri" w:cs="Calibri"/>
-          <w:b/>
-          <w:sz w:val="24"/>
-          <w:szCs w:val="28"/>
-        </w:rPr>
-        <w:t>Finance::Performance::Calc</w:t>
+      <w:proofErr w:type="gramStart"/>
+      <w:r>
+        <w:rPr>
+          <w:rFonts w:ascii="Calibri" w:hAnsi="Calibri" w:cs="Calibri"/>
+          <w:b/>
+          <w:sz w:val="24"/>
+          <w:szCs w:val="28"/>
+        </w:rPr>
+        <w:t>Finance::Performance::</w:t>
+      </w:r>
+      <w:proofErr w:type="gramEnd"/>
+      <w:r>
+        <w:rPr>
+          <w:rFonts w:ascii="Calibri" w:hAnsi="Calibri" w:cs="Calibri"/>
+          <w:b/>
+          <w:sz w:val="24"/>
+          <w:szCs w:val="28"/>
+        </w:rPr>
+        <w:t>Calc</w:t>
       </w:r>
     </w:p>
     <w:p>
